--- a/lab06_bayes/СШІ-ЛР-6-ВТ-23-2-Камінський.docx
+++ b/lab06_bayes/СШІ-ЛР-6-ВТ-23-2-Камінський.docx
@@ -217,7 +217,7 @@
           <w:i w:val="0"/>
           <w:sz w:val="28"/>
         </w:rPr>
-        <w:t>Перевірив: ____________________</w:t>
+        <w:t>Перевірив: Фант М.О.</w:t>
       </w:r>
     </w:p>
     <w:p>

--- a/lab06_bayes/СШІ-ЛР-6-ВТ-23-2-Камінський.docx
+++ b/lab06_bayes/СШІ-ЛР-6-ВТ-23-2-Камінський.docx
@@ -2939,12 +2939,22 @@
     </w:p>
     <w:p>
       <w:pPr>
+        <w:sectPr>
+          <w:pgSz w:w="12240" w:h="15840"/>
+          <w:pgMar w:top="1134" w:right="850" w:bottom="1134" w:left="1417" w:header="720" w:footer="720" w:gutter="0"/>
+          <w:cols w:space="720"/>
+          <w:docGrid w:linePitch="360"/>
+        </w:sectPr>
+      </w:pPr>
+    </w:p>
+    <w:p>
+      <w:pPr>
         <w:jc w:val="center"/>
       </w:pPr>
       <w:r>
         <w:drawing>
           <wp:inline xmlns:a="http://schemas.openxmlformats.org/drawingml/2006/main" xmlns:pic="http://schemas.openxmlformats.org/drawingml/2006/picture">
-            <wp:extent cx="5580000" cy="1302000"/>
+            <wp:extent cx="9000000" cy="2100000"/>
             <wp:docPr id="1" name="Picture 1"/>
             <wp:cNvGraphicFramePr>
               <a:graphicFrameLocks noChangeAspect="1"/>
@@ -2965,7 +2975,7 @@
                   <pic:spPr>
                     <a:xfrm>
                       <a:off x="0" y="0"/>
-                      <a:ext cx="5580000" cy="1302000"/>
+                      <a:ext cx="9000000" cy="2100000"/>
                     </a:xfrm>
                     <a:prstGeom prst="rect"/>
                   </pic:spPr>
@@ -2978,7 +2988,7 @@
     </w:p>
     <w:p>
       <w:pPr>
-        <w:spacing w:after="240"/>
+        <w:spacing w:after="120"/>
         <w:jc w:val="center"/>
       </w:pPr>
       <w:r>
@@ -2989,6 +2999,16 @@
         </w:rPr>
         <w:t>Рисунок 1 — таблиці правдоподібності за атрибутами Outlook, Humidity, Wind і апостеріорні ймовірності для умов варіанта 3</w:t>
       </w:r>
+    </w:p>
+    <w:p>
+      <w:pPr>
+        <w:sectPr>
+          <w:pgSz w:w="15840" w:h="12240" w:orient="landscape"/>
+          <w:pgMar w:top="850" w:right="850" w:bottom="850" w:left="850" w:header="720" w:footer="720" w:gutter="0"/>
+          <w:cols w:space="720"/>
+          <w:docGrid w:linePitch="360"/>
+        </w:sectPr>
+      </w:pPr>
     </w:p>
     <w:p>
       <w:pPr>
@@ -5527,12 +5547,22 @@
     </w:p>
     <w:p>
       <w:pPr>
+        <w:sectPr>
+          <w:pgSz w:w="12240" w:h="15840"/>
+          <w:pgMar w:top="1134" w:right="850" w:bottom="1134" w:left="1417" w:header="720" w:footer="720" w:gutter="0"/>
+          <w:cols w:space="720"/>
+          <w:docGrid w:linePitch="360"/>
+        </w:sectPr>
+      </w:pPr>
+    </w:p>
+    <w:p>
+      <w:pPr>
         <w:jc w:val="center"/>
       </w:pPr>
       <w:r>
         <w:drawing>
           <wp:inline xmlns:a="http://schemas.openxmlformats.org/drawingml/2006/main" xmlns:pic="http://schemas.openxmlformats.org/drawingml/2006/picture">
-            <wp:extent cx="5580000" cy="1743750"/>
+            <wp:extent cx="9000000" cy="2812500"/>
             <wp:docPr id="2" name="Picture 2"/>
             <wp:cNvGraphicFramePr>
               <a:graphicFrameLocks noChangeAspect="1"/>
@@ -5553,7 +5583,7 @@
                   <pic:spPr>
                     <a:xfrm>
                       <a:off x="0" y="0"/>
-                      <a:ext cx="5580000" cy="1743750"/>
+                      <a:ext cx="9000000" cy="2812500"/>
                     </a:xfrm>
                     <a:prstGeom prst="rect"/>
                   </pic:spPr>
@@ -5566,7 +5596,7 @@
     </w:p>
     <w:p>
       <w:pPr>
-        <w:spacing w:after="240"/>
+        <w:spacing w:after="120"/>
         <w:jc w:val="center"/>
       </w:pPr>
       <w:r>
@@ -5580,12 +5610,32 @@
     </w:p>
     <w:p>
       <w:pPr>
+        <w:sectPr>
+          <w:pgSz w:w="15840" w:h="12240" w:orient="landscape"/>
+          <w:pgMar w:top="850" w:right="850" w:bottom="850" w:left="850" w:header="720" w:footer="720" w:gutter="0"/>
+          <w:cols w:space="720"/>
+          <w:docGrid w:linePitch="360"/>
+        </w:sectPr>
+      </w:pPr>
+    </w:p>
+    <w:p>
+      <w:pPr>
+        <w:sectPr>
+          <w:pgSz w:w="12240" w:h="15840"/>
+          <w:pgMar w:top="1134" w:right="850" w:bottom="1134" w:left="1417" w:header="720" w:footer="720" w:gutter="0"/>
+          <w:cols w:space="720"/>
+          <w:docGrid w:linePitch="360"/>
+        </w:sectPr>
+      </w:pPr>
+    </w:p>
+    <w:p>
+      <w:pPr>
         <w:jc w:val="center"/>
       </w:pPr>
       <w:r>
         <w:drawing>
           <wp:inline xmlns:a="http://schemas.openxmlformats.org/drawingml/2006/main" xmlns:pic="http://schemas.openxmlformats.org/drawingml/2006/picture">
-            <wp:extent cx="5580000" cy="1575529"/>
+            <wp:extent cx="9000000" cy="2541176"/>
             <wp:docPr id="3" name="Picture 3"/>
             <wp:cNvGraphicFramePr>
               <a:graphicFrameLocks noChangeAspect="1"/>
@@ -5606,7 +5656,7 @@
                   <pic:spPr>
                     <a:xfrm>
                       <a:off x="0" y="0"/>
-                      <a:ext cx="5580000" cy="1575529"/>
+                      <a:ext cx="9000000" cy="2541176"/>
                     </a:xfrm>
                     <a:prstGeom prst="rect"/>
                   </pic:spPr>
@@ -5619,7 +5669,7 @@
     </w:p>
     <w:p>
       <w:pPr>
-        <w:spacing w:after="240"/>
+        <w:spacing w:after="120"/>
         <w:jc w:val="center"/>
       </w:pPr>
       <w:r>
@@ -5630,6 +5680,16 @@
         </w:rPr>
         <w:t>Рисунок 3 — розвідувальний аналіз: розподіл цін із межами категорій, середня ціна за типом потяга, структура цінових категорій за класом вагона</w:t>
       </w:r>
+    </w:p>
+    <w:p>
+      <w:pPr>
+        <w:sectPr>
+          <w:pgSz w:w="15840" w:h="12240" w:orient="landscape"/>
+          <w:pgMar w:top="850" w:right="850" w:bottom="850" w:left="850" w:header="720" w:footer="720" w:gutter="0"/>
+          <w:cols w:space="720"/>
+          <w:docGrid w:linePitch="360"/>
+        </w:sectPr>
+      </w:pPr>
     </w:p>
     <w:p>
       <w:pPr>
